--- a/applications/letters/02_Will_McGowan_CoverLetter_JPMorgan.docx
+++ b/applications/letters/02_Will_McGowan_CoverLetter_JPMorgan.docx
@@ -172,7 +172,7 @@
         <w:rPr>
           <w:b w:val="0"/>
         </w:rPr>
-        <w:t>J.P. Morgan's Investment Banking franchise stands out to me because it pairs leading advisory work with the balance sheet to finance what it advises on; it was an adviser on Sidara's acquisition of John Wood Group, completed in March 2026 at an implied equity value of around £216 million, a deal where the value of an energy-services business had to be judged carefully. My dissertation on European gas volatility has shown me how quickly energy fundamentals feed into valuations, and I would like to bring that understanding, together with the deal analysis I practise with the Agricapital Society, to a J.P. Morgan deal team.</w:t>
+        <w:t>J.P. Morgan's Investment Banking franchise stands out to me because it pairs leading advisory work with the balance sheet to finance what it advises on; it was an adviser on Sidara's acquisition of John Wood Group, completed in March 2026 at an implied equity value of around £216 million, a deal where the value of an energy-services business had to be judged carefully. My dissertation, on how OPEC news moves the currencies of oil exporters, is teaching me how quickly energy fundamentals feed into prices, and I would like to bring that understanding, together with the deal analysis I practise with the Agricapital Society, to a J.P. Morgan deal team.</w:t>
       </w:r>
     </w:p>
     <w:p>
